--- a/career/navarino-account-manager/Navarino_한국_Account_Manager_회사조사_JD매칭_합격전략_20260721_Revised.docx
+++ b/career/navarino-account-manager/Navarino_한국_Account_Manager_회사조사_JD매칭_합격전략_20260721_Revised.docx
@@ -529,7 +529,7 @@
     </w:p>
     <w:sectPr>
       <w:pgSz w:w="12240" w:h="15840"/>
-      <w:pgMar w:top="792" w:right="936" w:bottom="792" w:left="936" w:header="720" w:footer="720" w:gutter="0"/>
+      <w:pgMar w:top="720" w:right="864" w:bottom="720" w:left="864" w:header="720" w:footer="720" w:gutter="0"/>
       <w:cols w:space="720"/>
       <w:docGrid w:linePitch="360"/>
     </w:sectPr>
